--- a/jeecg-boot/jeecg-module-system/jeecg-system-start/src/main/resources/template/export_template_FG.docx
+++ b/jeecg-boot/jeecg-module-system/jeecg-system-start/src/main/resources/template/export_template_FG.docx
@@ -2,36 +2,6 @@
 <file path=word/document.xml><?xml version="1.0" encoding="utf-8"?>
 <w:document xmlns:wpc="http://schemas.microsoft.com/office/word/2010/wordprocessingCanvas" xmlns:mc="http://schemas.openxmlformats.org/markup-compatibility/2006" xmlns:o="urn:schemas-microsoft-com:office:office" xmlns:r="http://schemas.openxmlformats.org/officeDocument/2006/relationships" xmlns:m="http://schemas.openxmlformats.org/officeDocument/2006/math" xmlns:v="urn:schemas-microsoft-com:vml" xmlns:wp14="http://schemas.microsoft.com/office/word/2010/wordprocessingDrawing" xmlns:wp="http://schemas.openxmlformats.org/drawingml/2006/wordprocessingDrawing" xmlns:w="http://schemas.openxmlformats.org/wordprocessingml/2006/main" xmlns:w14="http://schemas.microsoft.com/office/word/2010/wordml" xmlns:w10="urn:schemas-microsoft-com:office:word" xmlns:w15="http://schemas.microsoft.com/office/word/2012/wordml" xmlns:wpg="http://schemas.microsoft.com/office/word/2010/wordprocessingGroup" xmlns:wpi="http://schemas.microsoft.com/office/word/2010/wordprocessingInk" xmlns:wne="http://schemas.microsoft.com/office/word/2006/wordml" xmlns:wps="http://schemas.microsoft.com/office/word/2010/wordprocessingShape" xmlns:wpsCustomData="http://www.wps.cn/officeDocument/2013/wpsCustomData" mc:Ignorable="w14 w15 wp14">
   <w:body>
-    <w:p>
-      <w:pPr>
-        <w:widowControl/>
-        <w:jc w:val="left"/>
-        <w:rPr>
-          <w:sz w:val="24"/>
-          <w:szCs w:val="24"/>
-        </w:rPr>
-      </w:pPr>
-    </w:p>
-    <w:p>
-      <w:pPr>
-        <w:spacing w:after="156" w:afterLines="50" w:line="360" w:lineRule="exact"/>
-        <w:jc w:val="left"/>
-        <w:rPr>
-          <w:b/>
-          <w:sz w:val="36"/>
-          <w:szCs w:val="36"/>
-        </w:rPr>
-      </w:pPr>
-      <w:r>
-        <w:rPr>
-          <w:rFonts w:hint="eastAsia"/>
-          <w:b/>
-          <w:sz w:val="36"/>
-          <w:szCs w:val="36"/>
-        </w:rPr>
-        <w:t>附件1：</w:t>
-      </w:r>
-    </w:p>
     <w:p>
       <w:pPr>
         <w:spacing w:after="240"/>
@@ -42,6 +12,8 @@
           <w:sz w:val="44"/>
         </w:rPr>
       </w:pPr>
+      <w:bookmarkStart w:id="0" w:name="_GoBack"/>
+      <w:bookmarkEnd w:id="0"/>
       <w:r>
         <w:rPr>
           <w:rFonts w:hint="eastAsia" w:eastAsia="黑体"/>
@@ -6455,8 +6427,6 @@
           <w:szCs w:val="36"/>
         </w:rPr>
       </w:pPr>
-      <w:bookmarkStart w:id="0" w:name="_GoBack"/>
-      <w:bookmarkEnd w:id="0"/>
       <w:r>
         <w:rPr>
           <w:rFonts w:hint="eastAsia"/>
@@ -10353,12 +10323,6 @@
             <w:insideH w:val="single" w:color="auto" w:sz="4" w:space="0"/>
             <w:insideV w:val="single" w:color="auto" w:sz="4" w:space="0"/>
           </w:tblBorders>
-          <w:tblCellMar>
-            <w:top w:w="0" w:type="dxa"/>
-            <w:left w:w="108" w:type="dxa"/>
-            <w:bottom w:w="0" w:type="dxa"/>
-            <w:right w:w="108" w:type="dxa"/>
-          </w:tblCellMar>
         </w:tblPrEx>
         <w:trPr>
           <w:trHeight w:val="567" w:hRule="exact"/>
